--- a/DEV JARIWALA_90.docx
+++ b/DEV JARIWALA_90.docx
@@ -32,6 +32,606 @@
     <w:p>
       <w:r>
         <w:t xml:space="preserve">Question 1: </w:t>
+      </w:r>
+    </w:p>
+    <w:p>
+      <w:r>
+        <w:rPr>
+          <w:noProof/>
+        </w:rPr>
+        <w:drawing>
+          <wp:inline distT="0" distB="0" distL="0" distR="0" wp14:anchorId="606EE1CA" wp14:editId="396606C9">
+            <wp:extent cx="5943600" cy="2686050"/>
+            <wp:effectExtent l="0" t="0" r="0" b="0"/>
+            <wp:docPr id="270514508" name="Picture 1"/>
+            <wp:cNvGraphicFramePr>
+              <a:graphicFrameLocks xmlns:a="http://schemas.openxmlformats.org/drawingml/2006/main" noChangeAspect="1"/>
+            </wp:cNvGraphicFramePr>
+            <a:graphic xmlns:a="http://schemas.openxmlformats.org/drawingml/2006/main">
+              <a:graphicData uri="http://schemas.openxmlformats.org/drawingml/2006/picture">
+                <pic:pic xmlns:pic="http://schemas.openxmlformats.org/drawingml/2006/picture">
+                  <pic:nvPicPr>
+                    <pic:cNvPr id="0" name="Picture 1"/>
+                    <pic:cNvPicPr>
+                      <a:picLocks noChangeAspect="1" noChangeArrowheads="1"/>
+                    </pic:cNvPicPr>
+                  </pic:nvPicPr>
+                  <pic:blipFill>
+                    <a:blip r:embed="rId4" cstate="print">
+                      <a:extLst>
+                        <a:ext uri="{28A0092B-C50C-407E-A947-70E740481C1C}">
+                          <a14:useLocalDpi xmlns:a14="http://schemas.microsoft.com/office/drawing/2010/main" val="0"/>
+                        </a:ext>
+                      </a:extLst>
+                    </a:blip>
+                    <a:srcRect/>
+                    <a:stretch>
+                      <a:fillRect/>
+                    </a:stretch>
+                  </pic:blipFill>
+                  <pic:spPr bwMode="auto">
+                    <a:xfrm>
+                      <a:off x="0" y="0"/>
+                      <a:ext cx="5943600" cy="2686050"/>
+                    </a:xfrm>
+                    <a:prstGeom prst="rect">
+                      <a:avLst/>
+                    </a:prstGeom>
+                    <a:noFill/>
+                    <a:ln>
+                      <a:noFill/>
+                    </a:ln>
+                  </pic:spPr>
+                </pic:pic>
+              </a:graphicData>
+            </a:graphic>
+          </wp:inline>
+        </w:drawing>
+      </w:r>
+    </w:p>
+    <w:p/>
+    <w:p>
+      <w:r>
+        <w:t>Question 2:</w:t>
+      </w:r>
+    </w:p>
+    <w:p>
+      <w:r>
+        <w:lastRenderedPageBreak/>
+        <w:drawing>
+          <wp:inline distT="0" distB="0" distL="0" distR="0" wp14:anchorId="4D2428B0" wp14:editId="068C568B">
+            <wp:extent cx="5943600" cy="3002915"/>
+            <wp:effectExtent l="0" t="0" r="0" b="6985"/>
+            <wp:docPr id="16194958" name="Picture 1"/>
+            <wp:cNvGraphicFramePr>
+              <a:graphicFrameLocks xmlns:a="http://schemas.openxmlformats.org/drawingml/2006/main" noChangeAspect="1"/>
+            </wp:cNvGraphicFramePr>
+            <a:graphic xmlns:a="http://schemas.openxmlformats.org/drawingml/2006/main">
+              <a:graphicData uri="http://schemas.openxmlformats.org/drawingml/2006/picture">
+                <pic:pic xmlns:pic="http://schemas.openxmlformats.org/drawingml/2006/picture">
+                  <pic:nvPicPr>
+                    <pic:cNvPr id="16194958" name=""/>
+                    <pic:cNvPicPr/>
+                  </pic:nvPicPr>
+                  <pic:blipFill>
+                    <a:blip r:embed="rId5"/>
+                    <a:stretch>
+                      <a:fillRect/>
+                    </a:stretch>
+                  </pic:blipFill>
+                  <pic:spPr>
+                    <a:xfrm>
+                      <a:off x="0" y="0"/>
+                      <a:ext cx="5943600" cy="3002915"/>
+                    </a:xfrm>
+                    <a:prstGeom prst="rect">
+                      <a:avLst/>
+                    </a:prstGeom>
+                  </pic:spPr>
+                </pic:pic>
+              </a:graphicData>
+            </a:graphic>
+          </wp:inline>
+        </w:drawing>
+      </w:r>
+    </w:p>
+    <w:p/>
+    <w:p/>
+    <w:p>
+      <w:r>
+        <w:t>Question 3:</w:t>
+      </w:r>
+    </w:p>
+    <w:p>
+      <w:r>
+        <w:drawing>
+          <wp:inline distT="0" distB="0" distL="0" distR="0" wp14:anchorId="4EFCFBB8" wp14:editId="49546C1D">
+            <wp:extent cx="5943600" cy="3463925"/>
+            <wp:effectExtent l="0" t="0" r="0" b="3175"/>
+            <wp:docPr id="1006682752" name="Picture 1"/>
+            <wp:cNvGraphicFramePr>
+              <a:graphicFrameLocks xmlns:a="http://schemas.openxmlformats.org/drawingml/2006/main" noChangeAspect="1"/>
+            </wp:cNvGraphicFramePr>
+            <a:graphic xmlns:a="http://schemas.openxmlformats.org/drawingml/2006/main">
+              <a:graphicData uri="http://schemas.openxmlformats.org/drawingml/2006/picture">
+                <pic:pic xmlns:pic="http://schemas.openxmlformats.org/drawingml/2006/picture">
+                  <pic:nvPicPr>
+                    <pic:cNvPr id="1006682752" name=""/>
+                    <pic:cNvPicPr/>
+                  </pic:nvPicPr>
+                  <pic:blipFill>
+                    <a:blip r:embed="rId6"/>
+                    <a:stretch>
+                      <a:fillRect/>
+                    </a:stretch>
+                  </pic:blipFill>
+                  <pic:spPr>
+                    <a:xfrm>
+                      <a:off x="0" y="0"/>
+                      <a:ext cx="5943600" cy="3463925"/>
+                    </a:xfrm>
+                    <a:prstGeom prst="rect">
+                      <a:avLst/>
+                    </a:prstGeom>
+                  </pic:spPr>
+                </pic:pic>
+              </a:graphicData>
+            </a:graphic>
+          </wp:inline>
+        </w:drawing>
+      </w:r>
+    </w:p>
+    <w:p/>
+    <w:p>
+      <w:r>
+        <w:t>Question 4:</w:t>
+      </w:r>
+    </w:p>
+    <w:p>
+      <w:r>
+        <w:lastRenderedPageBreak/>
+        <w:drawing>
+          <wp:inline distT="0" distB="0" distL="0" distR="0" wp14:anchorId="7E3F56A8" wp14:editId="768D22A8">
+            <wp:extent cx="5943600" cy="2200275"/>
+            <wp:effectExtent l="0" t="0" r="0" b="9525"/>
+            <wp:docPr id="896691275" name="Picture 1"/>
+            <wp:cNvGraphicFramePr>
+              <a:graphicFrameLocks xmlns:a="http://schemas.openxmlformats.org/drawingml/2006/main" noChangeAspect="1"/>
+            </wp:cNvGraphicFramePr>
+            <a:graphic xmlns:a="http://schemas.openxmlformats.org/drawingml/2006/main">
+              <a:graphicData uri="http://schemas.openxmlformats.org/drawingml/2006/picture">
+                <pic:pic xmlns:pic="http://schemas.openxmlformats.org/drawingml/2006/picture">
+                  <pic:nvPicPr>
+                    <pic:cNvPr id="896691275" name=""/>
+                    <pic:cNvPicPr/>
+                  </pic:nvPicPr>
+                  <pic:blipFill>
+                    <a:blip r:embed="rId7"/>
+                    <a:stretch>
+                      <a:fillRect/>
+                    </a:stretch>
+                  </pic:blipFill>
+                  <pic:spPr>
+                    <a:xfrm>
+                      <a:off x="0" y="0"/>
+                      <a:ext cx="5943600" cy="2200275"/>
+                    </a:xfrm>
+                    <a:prstGeom prst="rect">
+                      <a:avLst/>
+                    </a:prstGeom>
+                  </pic:spPr>
+                </pic:pic>
+              </a:graphicData>
+            </a:graphic>
+          </wp:inline>
+        </w:drawing>
+      </w:r>
+    </w:p>
+    <w:p>
+      <w:r>
+        <w:drawing>
+          <wp:inline distT="0" distB="0" distL="0" distR="0" wp14:anchorId="615BED74" wp14:editId="62C727FD">
+            <wp:extent cx="5943600" cy="2105660"/>
+            <wp:effectExtent l="0" t="0" r="0" b="8890"/>
+            <wp:docPr id="1939450518" name="Picture 1"/>
+            <wp:cNvGraphicFramePr>
+              <a:graphicFrameLocks xmlns:a="http://schemas.openxmlformats.org/drawingml/2006/main" noChangeAspect="1"/>
+            </wp:cNvGraphicFramePr>
+            <a:graphic xmlns:a="http://schemas.openxmlformats.org/drawingml/2006/main">
+              <a:graphicData uri="http://schemas.openxmlformats.org/drawingml/2006/picture">
+                <pic:pic xmlns:pic="http://schemas.openxmlformats.org/drawingml/2006/picture">
+                  <pic:nvPicPr>
+                    <pic:cNvPr id="1939450518" name=""/>
+                    <pic:cNvPicPr/>
+                  </pic:nvPicPr>
+                  <pic:blipFill>
+                    <a:blip r:embed="rId8"/>
+                    <a:stretch>
+                      <a:fillRect/>
+                    </a:stretch>
+                  </pic:blipFill>
+                  <pic:spPr>
+                    <a:xfrm>
+                      <a:off x="0" y="0"/>
+                      <a:ext cx="5943600" cy="2105660"/>
+                    </a:xfrm>
+                    <a:prstGeom prst="rect">
+                      <a:avLst/>
+                    </a:prstGeom>
+                  </pic:spPr>
+                </pic:pic>
+              </a:graphicData>
+            </a:graphic>
+          </wp:inline>
+        </w:drawing>
+      </w:r>
+    </w:p>
+    <w:p/>
+    <w:p>
+      <w:r>
+        <w:t>Question 5:</w:t>
+      </w:r>
+    </w:p>
+    <w:p>
+      <w:r>
+        <w:drawing>
+          <wp:inline distT="0" distB="0" distL="0" distR="0" wp14:anchorId="45F1C425" wp14:editId="7CF318B8">
+            <wp:extent cx="5943600" cy="1433830"/>
+            <wp:effectExtent l="0" t="0" r="0" b="0"/>
+            <wp:docPr id="1334818018" name="Picture 1"/>
+            <wp:cNvGraphicFramePr>
+              <a:graphicFrameLocks xmlns:a="http://schemas.openxmlformats.org/drawingml/2006/main" noChangeAspect="1"/>
+            </wp:cNvGraphicFramePr>
+            <a:graphic xmlns:a="http://schemas.openxmlformats.org/drawingml/2006/main">
+              <a:graphicData uri="http://schemas.openxmlformats.org/drawingml/2006/picture">
+                <pic:pic xmlns:pic="http://schemas.openxmlformats.org/drawingml/2006/picture">
+                  <pic:nvPicPr>
+                    <pic:cNvPr id="1334818018" name=""/>
+                    <pic:cNvPicPr/>
+                  </pic:nvPicPr>
+                  <pic:blipFill>
+                    <a:blip r:embed="rId9"/>
+                    <a:stretch>
+                      <a:fillRect/>
+                    </a:stretch>
+                  </pic:blipFill>
+                  <pic:spPr>
+                    <a:xfrm>
+                      <a:off x="0" y="0"/>
+                      <a:ext cx="5943600" cy="1433830"/>
+                    </a:xfrm>
+                    <a:prstGeom prst="rect">
+                      <a:avLst/>
+                    </a:prstGeom>
+                  </pic:spPr>
+                </pic:pic>
+              </a:graphicData>
+            </a:graphic>
+          </wp:inline>
+        </w:drawing>
+      </w:r>
+    </w:p>
+    <w:p>
+      <w:r>
+        <w:lastRenderedPageBreak/>
+        <w:drawing>
+          <wp:inline distT="0" distB="0" distL="0" distR="0" wp14:anchorId="2281BF14" wp14:editId="3C981407">
+            <wp:extent cx="5943600" cy="2509520"/>
+            <wp:effectExtent l="0" t="0" r="0" b="5080"/>
+            <wp:docPr id="1881990045" name="Picture 1"/>
+            <wp:cNvGraphicFramePr>
+              <a:graphicFrameLocks xmlns:a="http://schemas.openxmlformats.org/drawingml/2006/main" noChangeAspect="1"/>
+            </wp:cNvGraphicFramePr>
+            <a:graphic xmlns:a="http://schemas.openxmlformats.org/drawingml/2006/main">
+              <a:graphicData uri="http://schemas.openxmlformats.org/drawingml/2006/picture">
+                <pic:pic xmlns:pic="http://schemas.openxmlformats.org/drawingml/2006/picture">
+                  <pic:nvPicPr>
+                    <pic:cNvPr id="1881990045" name=""/>
+                    <pic:cNvPicPr/>
+                  </pic:nvPicPr>
+                  <pic:blipFill>
+                    <a:blip r:embed="rId10"/>
+                    <a:stretch>
+                      <a:fillRect/>
+                    </a:stretch>
+                  </pic:blipFill>
+                  <pic:spPr>
+                    <a:xfrm>
+                      <a:off x="0" y="0"/>
+                      <a:ext cx="5943600" cy="2509520"/>
+                    </a:xfrm>
+                    <a:prstGeom prst="rect">
+                      <a:avLst/>
+                    </a:prstGeom>
+                  </pic:spPr>
+                </pic:pic>
+              </a:graphicData>
+            </a:graphic>
+          </wp:inline>
+        </w:drawing>
+      </w:r>
+    </w:p>
+    <w:p/>
+    <w:p>
+      <w:r>
+        <w:t>Question 6:</w:t>
+      </w:r>
+    </w:p>
+    <w:p>
+      <w:r>
+        <w:drawing>
+          <wp:inline distT="0" distB="0" distL="0" distR="0" wp14:anchorId="4B905CFC" wp14:editId="75D09C2B">
+            <wp:extent cx="5943600" cy="340360"/>
+            <wp:effectExtent l="0" t="0" r="0" b="2540"/>
+            <wp:docPr id="70660217" name="Picture 1"/>
+            <wp:cNvGraphicFramePr>
+              <a:graphicFrameLocks xmlns:a="http://schemas.openxmlformats.org/drawingml/2006/main" noChangeAspect="1"/>
+            </wp:cNvGraphicFramePr>
+            <a:graphic xmlns:a="http://schemas.openxmlformats.org/drawingml/2006/main">
+              <a:graphicData uri="http://schemas.openxmlformats.org/drawingml/2006/picture">
+                <pic:pic xmlns:pic="http://schemas.openxmlformats.org/drawingml/2006/picture">
+                  <pic:nvPicPr>
+                    <pic:cNvPr id="70660217" name=""/>
+                    <pic:cNvPicPr/>
+                  </pic:nvPicPr>
+                  <pic:blipFill>
+                    <a:blip r:embed="rId11"/>
+                    <a:stretch>
+                      <a:fillRect/>
+                    </a:stretch>
+                  </pic:blipFill>
+                  <pic:spPr>
+                    <a:xfrm>
+                      <a:off x="0" y="0"/>
+                      <a:ext cx="5943600" cy="340360"/>
+                    </a:xfrm>
+                    <a:prstGeom prst="rect">
+                      <a:avLst/>
+                    </a:prstGeom>
+                  </pic:spPr>
+                </pic:pic>
+              </a:graphicData>
+            </a:graphic>
+          </wp:inline>
+        </w:drawing>
+      </w:r>
+    </w:p>
+    <w:p/>
+    <w:p>
+      <w:r>
+        <w:t>Before:</w:t>
+      </w:r>
+    </w:p>
+    <w:p>
+      <w:r>
+        <w:drawing>
+          <wp:inline distT="0" distB="0" distL="0" distR="0" wp14:anchorId="1949C139" wp14:editId="3C84853E">
+            <wp:extent cx="5943600" cy="3315970"/>
+            <wp:effectExtent l="0" t="0" r="0" b="0"/>
+            <wp:docPr id="2073673931" name="Picture 1"/>
+            <wp:cNvGraphicFramePr>
+              <a:graphicFrameLocks xmlns:a="http://schemas.openxmlformats.org/drawingml/2006/main" noChangeAspect="1"/>
+            </wp:cNvGraphicFramePr>
+            <a:graphic xmlns:a="http://schemas.openxmlformats.org/drawingml/2006/main">
+              <a:graphicData uri="http://schemas.openxmlformats.org/drawingml/2006/picture">
+                <pic:pic xmlns:pic="http://schemas.openxmlformats.org/drawingml/2006/picture">
+                  <pic:nvPicPr>
+                    <pic:cNvPr id="2073673931" name=""/>
+                    <pic:cNvPicPr/>
+                  </pic:nvPicPr>
+                  <pic:blipFill>
+                    <a:blip r:embed="rId12"/>
+                    <a:stretch>
+                      <a:fillRect/>
+                    </a:stretch>
+                  </pic:blipFill>
+                  <pic:spPr>
+                    <a:xfrm>
+                      <a:off x="0" y="0"/>
+                      <a:ext cx="5943600" cy="3315970"/>
+                    </a:xfrm>
+                    <a:prstGeom prst="rect">
+                      <a:avLst/>
+                    </a:prstGeom>
+                  </pic:spPr>
+                </pic:pic>
+              </a:graphicData>
+            </a:graphic>
+          </wp:inline>
+        </w:drawing>
+      </w:r>
+    </w:p>
+    <w:p/>
+    <w:p>
+      <w:proofErr w:type="gramStart"/>
+      <w:r>
+        <w:lastRenderedPageBreak/>
+        <w:t>After :</w:t>
+      </w:r>
+      <w:proofErr w:type="gramEnd"/>
+    </w:p>
+    <w:p/>
+    <w:p>
+      <w:r>
+        <w:drawing>
+          <wp:inline distT="0" distB="0" distL="0" distR="0" wp14:anchorId="6133C310" wp14:editId="7A273AEF">
+            <wp:extent cx="5943600" cy="2938780"/>
+            <wp:effectExtent l="0" t="0" r="0" b="0"/>
+            <wp:docPr id="1628605968" name="Picture 1"/>
+            <wp:cNvGraphicFramePr>
+              <a:graphicFrameLocks xmlns:a="http://schemas.openxmlformats.org/drawingml/2006/main" noChangeAspect="1"/>
+            </wp:cNvGraphicFramePr>
+            <a:graphic xmlns:a="http://schemas.openxmlformats.org/drawingml/2006/main">
+              <a:graphicData uri="http://schemas.openxmlformats.org/drawingml/2006/picture">
+                <pic:pic xmlns:pic="http://schemas.openxmlformats.org/drawingml/2006/picture">
+                  <pic:nvPicPr>
+                    <pic:cNvPr id="1628605968" name=""/>
+                    <pic:cNvPicPr/>
+                  </pic:nvPicPr>
+                  <pic:blipFill>
+                    <a:blip r:embed="rId13"/>
+                    <a:stretch>
+                      <a:fillRect/>
+                    </a:stretch>
+                  </pic:blipFill>
+                  <pic:spPr>
+                    <a:xfrm>
+                      <a:off x="0" y="0"/>
+                      <a:ext cx="5943600" cy="2938780"/>
+                    </a:xfrm>
+                    <a:prstGeom prst="rect">
+                      <a:avLst/>
+                    </a:prstGeom>
+                  </pic:spPr>
+                </pic:pic>
+              </a:graphicData>
+            </a:graphic>
+          </wp:inline>
+        </w:drawing>
+      </w:r>
+    </w:p>
+    <w:p/>
+    <w:p>
+      <w:r>
+        <w:t>Question 7:</w:t>
+      </w:r>
+    </w:p>
+    <w:p/>
+    <w:p>
+      <w:r>
+        <w:drawing>
+          <wp:inline distT="0" distB="0" distL="0" distR="0" wp14:anchorId="790297AC" wp14:editId="1FD78F36">
+            <wp:extent cx="5943600" cy="1176020"/>
+            <wp:effectExtent l="0" t="0" r="0" b="5080"/>
+            <wp:docPr id="1707136043" name="Picture 1"/>
+            <wp:cNvGraphicFramePr>
+              <a:graphicFrameLocks xmlns:a="http://schemas.openxmlformats.org/drawingml/2006/main" noChangeAspect="1"/>
+            </wp:cNvGraphicFramePr>
+            <a:graphic xmlns:a="http://schemas.openxmlformats.org/drawingml/2006/main">
+              <a:graphicData uri="http://schemas.openxmlformats.org/drawingml/2006/picture">
+                <pic:pic xmlns:pic="http://schemas.openxmlformats.org/drawingml/2006/picture">
+                  <pic:nvPicPr>
+                    <pic:cNvPr id="1707136043" name=""/>
+                    <pic:cNvPicPr/>
+                  </pic:nvPicPr>
+                  <pic:blipFill>
+                    <a:blip r:embed="rId14"/>
+                    <a:stretch>
+                      <a:fillRect/>
+                    </a:stretch>
+                  </pic:blipFill>
+                  <pic:spPr>
+                    <a:xfrm>
+                      <a:off x="0" y="0"/>
+                      <a:ext cx="5943600" cy="1176020"/>
+                    </a:xfrm>
+                    <a:prstGeom prst="rect">
+                      <a:avLst/>
+                    </a:prstGeom>
+                  </pic:spPr>
+                </pic:pic>
+              </a:graphicData>
+            </a:graphic>
+          </wp:inline>
+        </w:drawing>
+      </w:r>
+    </w:p>
+    <w:p/>
+    <w:p>
+      <w:r>
+        <w:t>Question 8:</w:t>
+      </w:r>
+    </w:p>
+    <w:p>
+      <w:r>
+        <w:lastRenderedPageBreak/>
+        <w:drawing>
+          <wp:inline distT="0" distB="0" distL="0" distR="0" wp14:anchorId="287E1C06" wp14:editId="7A8F5FF5">
+            <wp:extent cx="5943600" cy="4596765"/>
+            <wp:effectExtent l="0" t="0" r="0" b="0"/>
+            <wp:docPr id="1979019945" name="Picture 1"/>
+            <wp:cNvGraphicFramePr>
+              <a:graphicFrameLocks xmlns:a="http://schemas.openxmlformats.org/drawingml/2006/main" noChangeAspect="1"/>
+            </wp:cNvGraphicFramePr>
+            <a:graphic xmlns:a="http://schemas.openxmlformats.org/drawingml/2006/main">
+              <a:graphicData uri="http://schemas.openxmlformats.org/drawingml/2006/picture">
+                <pic:pic xmlns:pic="http://schemas.openxmlformats.org/drawingml/2006/picture">
+                  <pic:nvPicPr>
+                    <pic:cNvPr id="1979019945" name=""/>
+                    <pic:cNvPicPr/>
+                  </pic:nvPicPr>
+                  <pic:blipFill>
+                    <a:blip r:embed="rId15"/>
+                    <a:stretch>
+                      <a:fillRect/>
+                    </a:stretch>
+                  </pic:blipFill>
+                  <pic:spPr>
+                    <a:xfrm>
+                      <a:off x="0" y="0"/>
+                      <a:ext cx="5943600" cy="4596765"/>
+                    </a:xfrm>
+                    <a:prstGeom prst="rect">
+                      <a:avLst/>
+                    </a:prstGeom>
+                  </pic:spPr>
+                </pic:pic>
+              </a:graphicData>
+            </a:graphic>
+          </wp:inline>
+        </w:drawing>
+      </w:r>
+    </w:p>
+    <w:p/>
+    <w:p>
+      <w:r>
+        <w:t>Question 9:</w:t>
+      </w:r>
+    </w:p>
+    <w:p>
+      <w:r>
+        <w:lastRenderedPageBreak/>
+        <w:drawing>
+          <wp:inline distT="0" distB="0" distL="0" distR="0" wp14:anchorId="0A49B406" wp14:editId="3E43DBC8">
+            <wp:extent cx="5943600" cy="5752465"/>
+            <wp:effectExtent l="0" t="0" r="0" b="635"/>
+            <wp:docPr id="2011131411" name="Picture 1"/>
+            <wp:cNvGraphicFramePr>
+              <a:graphicFrameLocks xmlns:a="http://schemas.openxmlformats.org/drawingml/2006/main" noChangeAspect="1"/>
+            </wp:cNvGraphicFramePr>
+            <a:graphic xmlns:a="http://schemas.openxmlformats.org/drawingml/2006/main">
+              <a:graphicData uri="http://schemas.openxmlformats.org/drawingml/2006/picture">
+                <pic:pic xmlns:pic="http://schemas.openxmlformats.org/drawingml/2006/picture">
+                  <pic:nvPicPr>
+                    <pic:cNvPr id="2011131411" name=""/>
+                    <pic:cNvPicPr/>
+                  </pic:nvPicPr>
+                  <pic:blipFill>
+                    <a:blip r:embed="rId16"/>
+                    <a:stretch>
+                      <a:fillRect/>
+                    </a:stretch>
+                  </pic:blipFill>
+                  <pic:spPr>
+                    <a:xfrm>
+                      <a:off x="0" y="0"/>
+                      <a:ext cx="5943600" cy="5752465"/>
+                    </a:xfrm>
+                    <a:prstGeom prst="rect">
+                      <a:avLst/>
+                    </a:prstGeom>
+                  </pic:spPr>
+                </pic:pic>
+              </a:graphicData>
+            </a:graphic>
+          </wp:inline>
+        </w:drawing>
+      </w:r>
+    </w:p>
+    <w:p/>
+    <w:p>
+      <w:r>
+        <w:t>Question 10:</w:t>
       </w:r>
     </w:p>
     <w:p/>
